--- a/public/downloads/zhuangzi-atlas-cover-wrap.docx
+++ b/public/downloads/zhuangzi-atlas-cover-wrap.docx
@@ -130,7 +130,7 @@
           <w:sz w:val="18"/>
           <w:szCs w:val="18"/>
         </w:rPr>
-        <w:t xml:space="preserve">• 展開裁切寬約 508 mm × 高 210 mm（後勒口＋封底＋書脊 32 mm＋封面＋前勒口）</w:t>
+        <w:t xml:space="preserve">• 展開裁切寬約 508 mm × 高 210 mm（後勒口＋封底＋書脊 32 mm＋封面＋前勒口；勒口各 90 mm）</w:t>
       </w:r>
     </w:p>
     <w:p>
@@ -160,7 +160,22 @@
           <w:sz w:val="18"/>
           <w:szCs w:val="18"/>
         </w:rPr>
-        <w:t xml:space="preserve">• 頁數估算：約 450 頁／80g 書脊 32 mm（90g 約 36 mm）</w:t>
+        <w:t xml:space="preserve">• 約 450 頁：80g 輕質書脊 32 mm（本檔）；90g 約 36 mm；80g 道林約 25 mm（改紙需另出檔）</w:t>
+      </w:r>
+    </w:p>
+    <w:p>
+      <w:pPr>
+        <w:spacing w:after="60" w:before="0"/>
+        <w:jc w:val="left"/>
+      </w:pPr>
+      <w:r>
+        <w:rPr>
+          <w:rFonts w:ascii="Microsoft JhengHei" w:cs="Microsoft JhengHei" w:eastAsia="Microsoft JhengHei" w:hAnsi="Microsoft JhengHei"/>
+          <w:color w:val="222222"/>
+          <w:sz w:val="18"/>
+          <w:szCs w:val="18"/>
+        </w:rPr>
+        <w:t xml:space="preserve">• 單本數位建議：平裝膠裝＋雙折口書衣；外書衣米色新浪潮；書名數位燙霧金／消光金；不要上膜。</w:t>
       </w:r>
     </w:p>
     <w:p>
